--- a/public/vaazlar/fr/les-qualites-du-croyant-accompli.docx
+++ b/public/vaazlar/fr/les-qualites-du-croyant-accompli.docx
@@ -146,7 +146,7 @@
                 <w:szCs w:val="16"/>
                 <w:lang w:val="fr-BE" w:bidi="ar-SA"/>
               </w:rPr>
-              <w:t>Vendredi 16 octobre 2026</w:t>
+              <w:t>vendredi 16 octobre 2026</w:t>
             </w:r>
           </w:p>
         </w:tc>
@@ -405,7 +405,7 @@
           <w:szCs w:val="19"/>
           <w:lang w:val="fr-BE" w:bidi="ar-SA"/>
         </w:rPr>
-        <w:t xml:space="preserve">Faire en sorte que la communauté voie la foi non comme une simple adhésion portée dans le cœur, mais comme une vie vivante qui se traduit par le </w:t>
+        <w:t xml:space="preserve">Faire en sorte que la communauté voie la foi non comme une simple adhésion portée dans le cœur, mais comme une réalité vivante qui se traduit par le </w:t>
       </w:r>
       <w:r>
         <w:rPr>
@@ -1162,7 +1162,7 @@
                 <w:szCs w:val="16"/>
                 <w:lang w:val="fr-BE" w:bidi="ar-SA"/>
               </w:rPr>
-              <w:t xml:space="preserve"> 1–11 ; la prière et la vie ; « Crois d’abord, puis sois droit »</w:t>
+              <w:t xml:space="preserve"> 1–11 ; la prière et la vie ; « Dis : “Je crois en Allah”, puis sois droit »</w:t>
             </w:r>
           </w:p>
         </w:tc>
@@ -2291,7 +2291,7 @@
               <w:keepNext w:val="0"/>
               <w:keepLines/>
               <w:spacing w:before="0" w:after="0" w:line="234" w:lineRule="auto"/>
-              <w:jc w:val="center"/>
+              <w:jc w:val="left"/>
             </w:pPr>
             <w:r>
               <w:rPr>
@@ -2730,7 +2730,7 @@
           <w:szCs w:val="19"/>
           <w:lang w:val="fr-BE" w:bidi="ar-SA"/>
         </w:rPr>
-        <w:t xml:space="preserve">, et les traductions du sens sur le commentaire </w:t>
+        <w:t xml:space="preserve"> ; les traductions rendent le sens et ont été comparées au commentaire </w:t>
       </w:r>
       <w:r>
         <w:rPr>
@@ -2782,10 +2782,11 @@
         <w:pageBreakBefore/>
         <w:spacing w:before="40" w:after="80" w:line="240" w:lineRule="auto"/>
         <w:pBdr>
-          <w:left w:val="single" w:sz="24" w:space="8" w:color="1B365D"/>
+          <w:left w:val="single" w:sz="24" w:space="11" w:color="1B365D"/>
           <w:bottom w:val="single" w:sz="6" w:space="2" w:color="1B365D"/>
         </w:pBdr>
         <w:shd w:val="clear" w:color="auto" w:fill="F3F6FA"/>
+        <w:ind w:left="60"/>
         <w:outlineLvl w:val="0"/>
       </w:pPr>
       <w:r>
@@ -2798,7 +2799,7 @@
           <w:szCs w:val="25"/>
           <w:lang w:val="fr-BE" w:bidi="ar-SA"/>
         </w:rPr>
-        <w:t xml:space="preserve"> OUVERTURE : LA FOI EST UN ARBRE</w:t>
+        <w:t>OUVERTURE : LA FOI EST UN ARBRE</w:t>
       </w:r>
     </w:p>
     <w:tbl>
@@ -2966,7 +2967,7 @@
                 <w:szCs w:val="20"/>
                 <w:lang w:val="fr-BE" w:bidi="ar-SA"/>
               </w:rPr>
-              <w:t>, sur sa famille et sur tous ses compagnons. Mon Seigneur ! Ouvre-moi la poitrine, facilite-moi ma tâche, dénoue le nœud de ma langue afin qu’ils comprennent mes paroles.</w:t>
+              <w:t>, sur sa famille et sur tous ses compagnons. Mon Seigneur ! Ouvre-moi la poitrine, facilite-moi ma tâche, dénoue le nœud de ma langue afin qu’ils comprennent bien mes paroles.</w:t>
             </w:r>
           </w:p>
           <w:p>
@@ -3361,10 +3362,11 @@
         <w:pageBreakBefore/>
         <w:spacing w:before="34" w:after="68" w:line="240" w:lineRule="auto"/>
         <w:pBdr>
-          <w:left w:val="single" w:sz="24" w:space="8" w:color="1B365D"/>
+          <w:left w:val="single" w:sz="24" w:space="11" w:color="1B365D"/>
           <w:bottom w:val="single" w:sz="6" w:space="2" w:color="1B365D"/>
         </w:pBdr>
         <w:shd w:val="clear" w:color="auto" w:fill="F3F6FA"/>
+        <w:ind w:left="60"/>
         <w:outlineLvl w:val="0"/>
       </w:pPr>
       <w:r>
@@ -3377,7 +3379,7 @@
           <w:szCs w:val="25"/>
           <w:lang w:val="fr-BE" w:bidi="ar-SA"/>
         </w:rPr>
-        <w:t xml:space="preserve"> I. LE FONDEMENT DE LA FOI ET SA PERFECTION</w:t>
+        <w:t>I. LE FONDEMENT DE LA FOI ET SA PERFECTION</w:t>
       </w:r>
     </w:p>
     <w:tbl>
@@ -3496,7 +3498,7 @@
                 <w:szCs w:val="20"/>
                 <w:lang w:val="fr-BE" w:bidi="ar-SA"/>
               </w:rPr>
-              <w:t>Le Messager d’Allah et les croyants ont cru à ce qui lui a été révélé de la part de son Seigneur. Chacun d’eux a cru en Allah, en Ses anges, en Ses livres et en Ses messagers. « Nous ne faisons aucune distinction entre Ses messagers » et « Nous avons entendu et nous avons obéi ; nous implorons ton pardon, notre Seigneur, et c’est vers toi que mène le retour », ont-ils dit.</w:t>
+              <w:t>Le Messager d’Allah et les croyants ont cru à ce qui lui a été révélé de la part de son Seigneur. Chacun d’eux a cru en Allah, en Ses anges, en Ses livres et en Ses messagers. « Nous ne faisons aucune distinction entre Ses messagers » et « Nous avons entendu et nous avons obéi ; nous implorons Ton pardon, notre Seigneur, et c’est vers Toi que mène le retour », ont-ils dit.</w:t>
             </w:r>
           </w:p>
           <w:p>
@@ -3633,7 +3635,7 @@
           <w:szCs w:val="21"/>
           <w:lang w:val="fr-BE" w:bidi="ar-SA"/>
         </w:rPr>
-        <w:t xml:space="preserve">Les savants sunnites distinguent le fondement de la foi de sa perfection : les bonnes œuvres ne font pas partie de la foi ; c’est pourquoi le croyant qui commet un péché ne sort pas de la foi. Mais l’action nourrit la foi, la fortifie et la fait mûrir. Un arbre qui a des racines mais ne donne pas de fruit n’est pas desséché ; il attend seulement le soin de son jardinier. </w:t>
+        <w:t xml:space="preserve">Les savants sunnites distinguent le fondement de la foi de sa perfection : les bonnes œuvres ne font pas partie du fondement de la foi ; c’est pourquoi le croyant qui commet un péché ne sort pas de la foi. Mais l’action nourrit la foi, la fortifie et la fait mûrir. Un arbre qui a des racines mais ne donne pas de fruit n’est pas desséché ; il attend seulement le soin de son jardinier. </w:t>
       </w:r>
       <w:r>
         <w:rPr>
@@ -3764,7 +3766,7 @@
                 <w:szCs w:val="20"/>
                 <w:lang w:val="fr-BE" w:bidi="ar-SA"/>
               </w:rPr>
-              <w:t xml:space="preserve">La foi comporte soixante-dix et quelques branches, ou soixante et quelques. La plus élevée est la parole « </w:t>
+              <w:t xml:space="preserve">La foi comporte septante et quelques branches, ou soixante et quelques. La plus élevée est la parole « </w:t>
             </w:r>
             <w:r>
               <w:rPr>
@@ -3890,7 +3892,7 @@
           <w:szCs w:val="21"/>
           <w:lang w:val="fr-BE" w:bidi="ar-SA"/>
         </w:rPr>
-        <w:t>La plus haute branche de la foi est l’unicité d’Allah, la plus basse est d’écarter un obstacle du chemin. Ainsi, la foi est une vie vaste, qui va de la formule de l’unicité dans le cœur jusqu’à la pierre ôtée du trottoir. Dans un autre hadith, notre Prophète lie la perfection de la foi à la fraternité : « Aucun d’entre vous n’est (un) croyant (accompli) tant qu’il ne souhaite pas pour son frère ce qu’il souhaite pour lui-même. » (</w:t>
+        <w:t>La plus haute branche de la foi est l’unicité d’Allah, la plus basse est d’écarter un obstacle du chemin. Ainsi, la foi est une vie vaste, qui va de la formule de l’unicité dans le cœur jusqu’à la pierre ôtée du trottoir. Dans un autre hadith, notre Prophète lie la perfection de la foi à la fraternité : « Aucun d’entre vous n’est pleinement croyant tant qu’il ne souhaite pas pour son frère ce qu’il souhaite pour lui-même. » (</w:t>
       </w:r>
       <w:r>
         <w:rPr>
@@ -3977,7 +3979,7 @@
           <w:szCs w:val="21"/>
           <w:lang w:val="fr-BE" w:bidi="ar-SA"/>
         </w:rPr>
-        <w:t xml:space="preserve">, 71) Les savants ont compris l’expression « n’est pas croyant » comme la négation non pas du fondement de la foi, mais de </w:t>
+        <w:t xml:space="preserve">, 71) Les savants ont compris l’expression « n’est pas pleinement croyant » comme la négation non pas du fondement de la foi, mais de </w:t>
       </w:r>
       <w:r>
         <w:rPr>
@@ -4113,10 +4115,11 @@
         <w:pageBreakBefore/>
         <w:spacing w:before="30" w:after="60" w:line="240" w:lineRule="auto"/>
         <w:pBdr>
-          <w:left w:val="single" w:sz="24" w:space="8" w:color="1B365D"/>
+          <w:left w:val="single" w:sz="24" w:space="11" w:color="1B365D"/>
           <w:bottom w:val="single" w:sz="6" w:space="2" w:color="1B365D"/>
         </w:pBdr>
         <w:shd w:val="clear" w:color="auto" w:fill="F3F6FA"/>
+        <w:ind w:left="60"/>
         <w:outlineLvl w:val="0"/>
       </w:pPr>
       <w:r>
@@ -4129,7 +4132,7 @@
           <w:szCs w:val="25"/>
           <w:lang w:val="fr-BE" w:bidi="ar-SA"/>
         </w:rPr>
-        <w:t xml:space="preserve"> II. LE CROYANT ACCOMPLI PRIE AVEC </w:t>
+        <w:t xml:space="preserve">II. LE CROYANT ACCOMPLI PRIE AVEC </w:t>
       </w:r>
       <w:r>
         <w:rPr>
@@ -4357,7 +4360,7 @@
           <w:szCs w:val="20"/>
           <w:lang w:val="fr-BE" w:bidi="ar-SA"/>
         </w:rPr>
-        <w:t xml:space="preserve"> commence la description des croyants qui ont atteint le salut par la prière, et la termine par la prière. Entre les deux, elle énumère le fait de se détourner des paroles vaines, la </w:t>
+        <w:t xml:space="preserve"> décrit les croyants qui ont atteint le salut : elle commence par la prière et s’achève par la prière. Entre les deux, elle énumère le fait de se détourner des paroles vaines, la </w:t>
       </w:r>
       <w:r>
         <w:rPr>
@@ -4496,7 +4499,7 @@
           <w:szCs w:val="20"/>
           <w:lang w:val="fr-BE" w:bidi="ar-SA"/>
         </w:rPr>
-        <w:t xml:space="preserve"> (recueillement) est l’état du cœur qui s’incline avec respect, sachant qu’il se tient en présence d’Allah, et du corps qui trouve lui aussi le calme dans ce même respect. La prière est l’adoration dans laquelle le serviteur est le plus proche de son Seigneur ; mais il ne suffit pas de l’accomplir : l’essentiel est de parvenir au </w:t>
+        <w:t xml:space="preserve"> (recueillement) est l’état du cœur qui s’incline avec respect, sachant qu’il se tient en présence d’Allah, et du corps qui trouve lui aussi le calme dans ce même respect. Dans la prière, c’est en se prosternant que le serviteur est le plus proche de son Seigneur ; mais il ne suffit pas de l’accomplir : l’essentiel est de parvenir au </w:t>
       </w:r>
       <w:r>
         <w:rPr>
@@ -4517,7 +4520,7 @@
           <w:szCs w:val="20"/>
           <w:lang w:val="fr-BE" w:bidi="ar-SA"/>
         </w:rPr>
-        <w:t xml:space="preserve"> dans la prière. Une prière accomplie alors que notre esprit est dans les courses, notre regard sur l’horloge et notre cœur dans ce bas monde acquitte peut-être l’obligation, mais peine à faire revivre le cœur.</w:t>
+        <w:t xml:space="preserve"> dans la prière. Une prière accomplie alors que notre esprit est dans les courses, notre regard sur l’horloge et notre cœur dans ce bas monde acquitte certes l’obligation, mais peine à faire revivre le cœur.</w:t>
       </w:r>
     </w:p>
     <w:p>
@@ -4840,10 +4843,11 @@
         <w:pageBreakBefore/>
         <w:spacing w:before="30" w:after="60" w:line="240" w:lineRule="auto"/>
         <w:pBdr>
-          <w:left w:val="single" w:sz="24" w:space="8" w:color="1B365D"/>
+          <w:left w:val="single" w:sz="24" w:space="11" w:color="1B365D"/>
           <w:bottom w:val="single" w:sz="6" w:space="2" w:color="1B365D"/>
         </w:pBdr>
         <w:shd w:val="clear" w:color="auto" w:fill="F3F6FA"/>
+        <w:ind w:left="60"/>
         <w:outlineLvl w:val="0"/>
       </w:pPr>
       <w:r>
@@ -4856,7 +4860,7 @@
           <w:szCs w:val="25"/>
           <w:lang w:val="fr-BE" w:bidi="ar-SA"/>
         </w:rPr>
-        <w:t xml:space="preserve"> II. (SUITE) QUAND LA PRIÈRE ENTRE DANS LA VIE : ÊTRE DROIT</w:t>
+        <w:t>II. (SUITE) QUAND LA PRIÈRE ENTRE DANS LA VIE : ÊTRE DROIT</w:t>
       </w:r>
     </w:p>
     <w:tbl>
@@ -5458,7 +5462,7 @@
                 <w:szCs w:val="19"/>
                 <w:lang w:val="fr-BE" w:bidi="ar-SA"/>
               </w:rPr>
-              <w:t xml:space="preserve">En passant près d’un berger de moutons, </w:t>
+              <w:t xml:space="preserve">En passant près d’un berger, </w:t>
             </w:r>
             <w:r>
               <w:rPr>
@@ -5479,7 +5483,7 @@
                 <w:szCs w:val="19"/>
                 <w:lang w:val="fr-BE" w:bidi="ar-SA"/>
               </w:rPr>
-              <w:t xml:space="preserve"> (qu’Allah l’agrée) lui demande : « Ô berger, as-tu un mouton (à abattre) ? » Le berger répond : « Son propriétaire n’est pas là. » Pour l’éprouver, </w:t>
+              <w:t xml:space="preserve"> (qu’Allah l’agrée) lui demande : « Ô berger, as-tu un mouton (à abattre) ? » Le berger répond : « Son propriétaire n’est pas là. » </w:t>
             </w:r>
             <w:r>
               <w:rPr>
@@ -5703,10 +5707,11 @@
         <w:pageBreakBefore/>
         <w:spacing w:before="40" w:after="80" w:line="240" w:lineRule="auto"/>
         <w:pBdr>
-          <w:left w:val="single" w:sz="24" w:space="8" w:color="1B365D"/>
+          <w:left w:val="single" w:sz="24" w:space="11" w:color="1B365D"/>
           <w:bottom w:val="single" w:sz="6" w:space="2" w:color="1B365D"/>
         </w:pBdr>
         <w:shd w:val="clear" w:color="auto" w:fill="F3F6FA"/>
+        <w:ind w:left="60"/>
         <w:outlineLvl w:val="0"/>
       </w:pPr>
       <w:r>
@@ -5719,7 +5724,7 @@
           <w:szCs w:val="25"/>
           <w:lang w:val="fr-BE" w:bidi="ar-SA"/>
         </w:rPr>
-        <w:t xml:space="preserve"> III. LE CROYANT ACCOMPLI GARDE SA LANGUE ET SON REGARD</w:t>
+        <w:t>III. LE CROYANT ACCOMPLI GARDE SA LANGUE ET SON REGARD</w:t>
       </w:r>
     </w:p>
     <w:tbl>
@@ -5913,7 +5918,7 @@
           <w:szCs w:val="21"/>
           <w:lang w:val="fr-BE" w:bidi="ar-SA"/>
         </w:rPr>
-        <w:t xml:space="preserve">Mes chers frères et sœurs ! Chaque organe qu’Allah nous a donné est un dépôt confié, et chaque dépôt confié donnera lieu à une reddition de comptes. Le croyant accompli sait que la langue, ce petit morceau de chair, peut entraîner l’être humain à la ruine dans ce monde comme dans l’au-delà. Montrant sa langue à </w:t>
+        <w:t xml:space="preserve">Mes chers frères et sœurs ! Chaque organe qu’Allah nous a donné est un dépôt confié, et chaque dépôt confié donnera lieu à une reddition de comptes. Le croyant accompli sait que la langue, ce petit morceau de chair, peut entraîner l’être humain à la ruine dans ce monde comme dans l’au-delà. Saisissant sa propre langue, notre Prophète dit à </w:t>
       </w:r>
       <w:r>
         <w:rPr>
@@ -5934,7 +5939,7 @@
           <w:szCs w:val="21"/>
           <w:lang w:val="fr-BE" w:bidi="ar-SA"/>
         </w:rPr>
-        <w:t xml:space="preserve"> (qu’Allah l’agrée), notre Prophète lui a dit : « Retiens ceci ! » et a annoncé que, le plus souvent, ce qui jette les gens face contre terre dans le feu, c’est ce que leurs langues ont semé. (</w:t>
+        <w:t xml:space="preserve"> (qu’Allah l’agrée) : « Retiens ceci ! » Puis il demanda : « Ce qui jette les gens face contre terre dans le feu, n’est-ce pas la moisson de leurs langues ? » (</w:t>
       </w:r>
       <w:r>
         <w:rPr>
@@ -6326,7 +6331,7 @@
           <w:szCs w:val="21"/>
           <w:lang w:val="fr-BE" w:bidi="ar-SA"/>
         </w:rPr>
-        <w:t xml:space="preserve">, 24:30–31) Aujourd’hui, l’œil n’est pas seulement mis à l’épreuve dans la rue, mais aussi sur l’écran que nous tenons au creux de la main. Chaque image, chaque nouvelle, chaque vidéo qui nous arrive d’un simple clic est inscrite au compte de notre regard et de notre cœur. </w:t>
+        <w:t xml:space="preserve">, 24:30–31) Aujourd’hui, l’œil n’est pas seulement mis à l’épreuve dans la rue, mais aussi sur l’écran que nous tenons au creux de la main. Détourner notre regard d’une image qui nous arrive d’un simple clic est en notre pouvoir ; mais chaque image que nous continuons à regarder en le sachant, et chaque nouvelle que nous partageons sans savoir si elle est vraie, est inscrite au compte de notre regard et de notre cœur. </w:t>
       </w:r>
       <w:r>
         <w:rPr>
@@ -6356,7 +6361,7 @@
           <w:szCs w:val="21"/>
           <w:lang w:val="fr-BE" w:bidi="ar-SA"/>
         </w:rPr>
-        <w:t>Dans notre vie ici en Europe, cela a aussi une dimension linguistique : plus le nombre de langues que nous connaissons augmente, plus notre responsabilité augmente. Turc, français, néerlandais ou allemand : quelle que soit la langue dans laquelle nous parlons, ce que veut notre Seigneur est identique : une parole vraie, belle et à propos.</w:t>
+        <w:t>Dans notre vie ici en Europe, cela a aussi une dimension linguistique : plus nous connaissons de langues, plus notre responsabilité grandit. Turc, français, néerlandais ou allemand : quelle que soit la langue dans laquelle nous parlons, ce que notre Seigneur attend reste le même : une parole vraie, belle et à propos.</w:t>
       </w:r>
     </w:p>
     <w:p>
@@ -6366,10 +6371,11 @@
         <w:pageBreakBefore/>
         <w:spacing w:before="30" w:after="60" w:line="240" w:lineRule="auto"/>
         <w:pBdr>
-          <w:left w:val="single" w:sz="24" w:space="8" w:color="1B365D"/>
+          <w:left w:val="single" w:sz="24" w:space="11" w:color="1B365D"/>
           <w:bottom w:val="single" w:sz="6" w:space="2" w:color="1B365D"/>
         </w:pBdr>
         <w:shd w:val="clear" w:color="auto" w:fill="F3F6FA"/>
+        <w:ind w:left="60"/>
         <w:outlineLvl w:val="0"/>
       </w:pPr>
       <w:r>
@@ -6382,7 +6388,7 @@
           <w:szCs w:val="25"/>
           <w:lang w:val="fr-BE" w:bidi="ar-SA"/>
         </w:rPr>
-        <w:t xml:space="preserve"> IV. LE CROYANT ACCOMPLI FUIT MÉDISANCE ET COMMÉRAGES</w:t>
+        <w:t>IV. LE CROYANT ACCOMPLI FUIT MÉDISANCE ET COMMÉRAGES</w:t>
       </w:r>
     </w:p>
     <w:tbl>
@@ -6716,7 +6722,7 @@
                 <w:szCs w:val="19"/>
                 <w:lang w:val="fr-BE" w:bidi="ar-SA"/>
               </w:rPr>
-              <w:t>« Savez-vous ce qu’est la médisance ? » Les compagnons dirent : « Allah et Son Messager savent mieux. » Notre Prophète dit : « C’est de mentionner ton frère d’une manière qu’il déteste. » Quand on demanda : « Et si ce que je dis est bien chez mon frère ? », il dit : « S’il y est, tu as médit de lui ; s’il n’y est pas, tu l’as calomnié. »</w:t>
+              <w:t>« Savez-vous ce qu’est la médisance ? » Les compagnons dirent : « Allah et Son Messager savent mieux. » Notre Prophète dit : « C’est de mentionner ton frère d’une manière qu’il déteste. » Quand on demanda : « Et si ce que je dis se trouve réellement chez mon frère ? », il dit : « S’il y est, tu as médit de lui ; s’il n’y est pas, tu l’as calomnié. »</w:t>
             </w:r>
           </w:p>
           <w:p>
@@ -6816,7 +6822,7 @@
           <w:szCs w:val="20"/>
           <w:lang w:val="fr-BE" w:bidi="ar-SA"/>
         </w:rPr>
-        <w:t xml:space="preserve">Notre Prophète a annoncé que le véritable failli est celui qui, au Jour de la résurrection, se présente avec la prière, le jeûne et la </w:t>
+        <w:t xml:space="preserve">Notre Prophète a décrit ainsi le véritable failli : il vient au Jour de la résurrection avec la prière, le jeûne et la </w:t>
       </w:r>
       <w:r>
         <w:rPr>
@@ -6837,7 +6843,7 @@
           <w:szCs w:val="20"/>
           <w:lang w:val="fr-BE" w:bidi="ar-SA"/>
         </w:rPr>
-        <w:t>, mais qui a insulté l’un, calomnié l’autre, mangé le bien d’un troisième : il distribue ses bonnes actions à ceux qui ont des droits sur lui et, quand elles sont épuisées, se charge de leurs péchés. (</w:t>
+        <w:t xml:space="preserve"> ; mais il a insulté l’un, calomnié l’autre, mangé le bien d’un troisième. Ses bonnes actions sont distribuées à ceux qui ont des droits sur lui ; quand elles sont épuisées, leurs péchés lui sont imputés. (</w:t>
       </w:r>
       <w:r>
         <w:rPr>
@@ -6987,7 +6993,7 @@
                 <w:szCs w:val="19"/>
                 <w:lang w:val="fr-BE" w:bidi="ar-SA"/>
               </w:rPr>
-              <w:t xml:space="preserve">Dans un groupe de messagerie, un message vocal sur la vie privée de quelqu’un se met à circuler ; chacun y ajoute une phrase. Un frère plus âgé écrit une courte note : « Notre frère n’est pas ici ; ne nous lançons pas à la poursuite de ce que nous ne savons pas. Supprimons l’enregistrement et prions pour lui. » Le sujet est clos. </w:t>
+              <w:t xml:space="preserve">Dans un groupe de messagerie, un message vocal sur la vie privée de quelqu’un se met à circuler ; chacun y ajoute une phrase. Un frère plus âgé écrit une courte note : « Notre frère n’est pas là ; ne courons pas après ce que nous ignorons. Supprimons l’enregistrement et prions pour lui. » Le sujet est clos. </w:t>
             </w:r>
             <w:r>
               <w:rPr>
@@ -7039,10 +7045,11 @@
         <w:pageBreakBefore/>
         <w:spacing w:before="40" w:after="80" w:line="240" w:lineRule="auto"/>
         <w:pBdr>
-          <w:left w:val="single" w:sz="24" w:space="8" w:color="1B365D"/>
+          <w:left w:val="single" w:sz="24" w:space="11" w:color="1B365D"/>
           <w:bottom w:val="single" w:sz="6" w:space="2" w:color="1B365D"/>
         </w:pBdr>
         <w:shd w:val="clear" w:color="auto" w:fill="F3F6FA"/>
+        <w:ind w:left="60"/>
         <w:outlineLvl w:val="0"/>
       </w:pPr>
       <w:r>
@@ -7055,7 +7062,7 @@
           <w:szCs w:val="25"/>
           <w:lang w:val="fr-BE" w:bidi="ar-SA"/>
         </w:rPr>
-        <w:t xml:space="preserve"> V. DANS LE MIROIR DES HADITHS : LE BEAU CARACTÈRE</w:t>
+        <w:t>V. DANS LE MIROIR DES HADITHS : LE BEAU CARACTÈRE</w:t>
       </w:r>
     </w:p>
     <w:p>
@@ -7661,7 +7668,51 @@
           <w:szCs w:val="21"/>
           <w:lang w:val="fr-BE" w:bidi="ar-SA"/>
         </w:rPr>
-        <w:t>Le beau caractère, c’est saluer avec un visage souriant, avaler la parole blessante, respecter les aînés, avoir de la tendresse pour les plus jeunes, remercier celui qui nous rend service. Cela paraît petit ; pourtant, l’une des actions qui pèseront le plus lourd dans la balance au Jour de la résurrection est le beau caractère.</w:t>
+        <w:t>Le beau caractère, c’est saluer avec un visage souriant, avaler la parole blessante, respecter les aînés, avoir de la tendresse pour les plus jeunes, remercier celui qui nous rend service. Cela paraît petit ; pourtant, notre Prophète a annoncé qu’au Jour de la résurrection, rien ne pèse plus lourd dans la balance du croyant que le beau caractère (</w:t>
+      </w:r>
+      <w:r>
+        <w:rPr>
+          <w:rFonts w:ascii="Calibri" w:hAnsi="Calibri" w:cs="Calibri" w:eastAsia="Calibri"/>
+          <w:noProof/>
+          <w:color w:val="222222"/>
+          <w:sz w:val="21"/>
+          <w:szCs w:val="21"/>
+          <w:lang w:val="fr-BE" w:bidi="ar-SA"/>
+        </w:rPr>
+        <w:t>at-Tirmidhî</w:t>
+      </w:r>
+      <w:r>
+        <w:rPr>
+          <w:rFonts w:ascii="Calibri" w:hAnsi="Calibri" w:cs="Calibri" w:eastAsia="Calibri"/>
+          <w:noProof/>
+          <w:color w:val="222222"/>
+          <w:sz w:val="21"/>
+          <w:szCs w:val="21"/>
+          <w:lang w:val="fr-BE" w:bidi="ar-SA"/>
+        </w:rPr>
+        <w:t xml:space="preserve">, </w:t>
+      </w:r>
+      <w:r>
+        <w:rPr>
+          <w:rFonts w:ascii="Calibri" w:hAnsi="Calibri" w:cs="Calibri" w:eastAsia="Calibri"/>
+          <w:noProof/>
+          <w:color w:val="222222"/>
+          <w:sz w:val="21"/>
+          <w:szCs w:val="21"/>
+          <w:lang w:val="fr-BE" w:bidi="ar-SA"/>
+        </w:rPr>
+        <w:t>Birr</w:t>
+      </w:r>
+      <w:r>
+        <w:rPr>
+          <w:rFonts w:ascii="Calibri" w:hAnsi="Calibri" w:cs="Calibri" w:eastAsia="Calibri"/>
+          <w:noProof/>
+          <w:color w:val="222222"/>
+          <w:sz w:val="21"/>
+          <w:szCs w:val="21"/>
+          <w:lang w:val="fr-BE" w:bidi="ar-SA"/>
+        </w:rPr>
+        <w:t>, 62).</w:t>
       </w:r>
     </w:p>
     <w:p>
@@ -7671,10 +7722,11 @@
         <w:pageBreakBefore/>
         <w:spacing w:before="40" w:after="80" w:line="240" w:lineRule="auto"/>
         <w:pBdr>
-          <w:left w:val="single" w:sz="24" w:space="8" w:color="1B365D"/>
+          <w:left w:val="single" w:sz="24" w:space="11" w:color="1B365D"/>
           <w:bottom w:val="single" w:sz="6" w:space="2" w:color="1B365D"/>
         </w:pBdr>
         <w:shd w:val="clear" w:color="auto" w:fill="F3F6FA"/>
+        <w:ind w:left="60"/>
         <w:outlineLvl w:val="0"/>
       </w:pPr>
       <w:r>
@@ -7687,7 +7739,7 @@
           <w:szCs w:val="25"/>
           <w:lang w:val="fr-BE" w:bidi="ar-SA"/>
         </w:rPr>
-        <w:t xml:space="preserve"> V. (SUITE) CELUI DONT LA MAIN ET LA LANGUE RASSURENT</w:t>
+        <w:t>V. (SUITE) CELUI DONT LA MAIN ET LA LANGUE RASSURENT</w:t>
       </w:r>
     </w:p>
     <w:tbl>
@@ -8164,7 +8216,7 @@
                 <w:szCs w:val="20"/>
                 <w:lang w:val="fr-BE" w:bidi="ar-SA"/>
               </w:rPr>
-              <w:t>Scène représentative : le boulanger et sa balance</w:t>
+              <w:t>Scène représentative : l’épreuve d’honnêteté du boulanger</w:t>
             </w:r>
           </w:p>
           <w:p>
@@ -8264,10 +8316,11 @@
         <w:pageBreakBefore/>
         <w:spacing w:before="30" w:after="60" w:line="240" w:lineRule="auto"/>
         <w:pBdr>
-          <w:left w:val="single" w:sz="24" w:space="8" w:color="1B365D"/>
+          <w:left w:val="single" w:sz="24" w:space="11" w:color="1B365D"/>
           <w:bottom w:val="single" w:sz="6" w:space="2" w:color="1B365D"/>
         </w:pBdr>
         <w:shd w:val="clear" w:color="auto" w:fill="F3F6FA"/>
+        <w:ind w:left="60"/>
         <w:outlineLvl w:val="0"/>
       </w:pPr>
       <w:r>
@@ -8280,7 +8333,7 @@
           <w:szCs w:val="25"/>
           <w:lang w:val="fr-BE" w:bidi="ar-SA"/>
         </w:rPr>
-        <w:t xml:space="preserve"> VI. LE CROYANT MAÎTRE DE SA COLÈRE, QUI SAIT PARDONNER</w:t>
+        <w:t>VI. LE CROYANT MAÎTRE DE SA COLÈRE, QUI SAIT PARDONNER</w:t>
       </w:r>
     </w:p>
     <w:tbl>
@@ -8399,7 +8452,7 @@
                 <w:szCs w:val="19"/>
                 <w:lang w:val="fr-BE" w:bidi="ar-SA"/>
               </w:rPr>
-              <w:t>Ils dépensent dans la voie d’Allah, dans l’aisance comme dans la gêne, ils maîtrisent leur colère et pardonnent aux gens. Allah aime ceux qui agissent avec excellence.</w:t>
+              <w:t>Eux (les pieux) dépensent dans la voie d’Allah, dans l’aisance comme dans la gêne, ils maîtrisent leur colère et pardonnent aux gens. Allah aime ceux qui agissent avec excellence.</w:t>
             </w:r>
           </w:p>
           <w:p>
@@ -8669,7 +8722,7 @@
           <w:szCs w:val="20"/>
           <w:lang w:val="fr-BE" w:bidi="ar-SA"/>
         </w:rPr>
-        <w:t>, 3) ; une narration conseillant d’éteindre la colère par l’ablution a également été rapportée.</w:t>
+        <w:t>, 3) ; une narration à la chaîne de transmission faible, conseillant d’éteindre la colère par l’ablution, a également été rapportée.</w:t>
       </w:r>
     </w:p>
     <w:p>
@@ -9003,7 +9056,7 @@
           <w:szCs w:val="20"/>
           <w:lang w:val="fr-BE" w:bidi="ar-SA"/>
         </w:rPr>
-        <w:t xml:space="preserve">, 24:22) Sans la moindre hésitation, </w:t>
+        <w:t xml:space="preserve">, 24:22) Aussitôt, </w:t>
       </w:r>
       <w:r>
         <w:rPr>
@@ -9239,10 +9292,11 @@
         <w:pageBreakBefore/>
         <w:spacing w:before="40" w:after="80" w:line="240" w:lineRule="auto"/>
         <w:pBdr>
-          <w:left w:val="single" w:sz="24" w:space="8" w:color="1B365D"/>
+          <w:left w:val="single" w:sz="24" w:space="11" w:color="1B365D"/>
           <w:bottom w:val="single" w:sz="6" w:space="2" w:color="1B365D"/>
         </w:pBdr>
         <w:shd w:val="clear" w:color="auto" w:fill="F3F6FA"/>
+        <w:ind w:left="60"/>
         <w:outlineLvl w:val="0"/>
       </w:pPr>
       <w:r>
@@ -9255,7 +9309,7 @@
           <w:szCs w:val="25"/>
           <w:lang w:val="fr-BE" w:bidi="ar-SA"/>
         </w:rPr>
-        <w:t xml:space="preserve"> VII. PATIENCE ET GRATITUDE : LES DEUX AILES DU CROYANT</w:t>
+        <w:t>VII. PATIENCE ET GRATITUDE : LES DEUX AILES DU CROYANT</w:t>
       </w:r>
     </w:p>
     <w:tbl>
@@ -9571,7 +9625,7 @@
           <w:szCs w:val="21"/>
           <w:lang w:val="fr-BE" w:bidi="ar-SA"/>
         </w:rPr>
-        <w:t xml:space="preserve"> nous apprend que ceux qui échappent à la perte sont ceux qui se recommandent mutuellement la vérité et la patience. (</w:t>
+        <w:t xml:space="preserve"> nous apprend que ceux qui échappent à la perte sont ceux qui croient, accomplissent les bonnes œuvres et se recommandent mutuellement la vérité et la patience. (</w:t>
       </w:r>
       <w:r>
         <w:rPr>
@@ -9592,7 +9646,7 @@
           <w:szCs w:val="21"/>
           <w:lang w:val="fr-BE" w:bidi="ar-SA"/>
         </w:rPr>
-        <w:t>, 103:1–3) L’un des plus beaux services que l’on puisse rendre à un musulman est de lui rappeler la patience dans son jour difficile.</w:t>
+        <w:t>, 103:1–3) L’un des plus beaux services que l’on puisse rendre à un musulman est de lui rappeler la patience quand il traverse une épreuve.</w:t>
       </w:r>
     </w:p>
     <w:tbl>
@@ -9711,7 +9765,7 @@
                 <w:szCs w:val="20"/>
                 <w:lang w:val="fr-BE" w:bidi="ar-SA"/>
               </w:rPr>
-              <w:t>Comme la situation du croyant est merveilleuse ! Tout son état est un bien pour lui, et cela n’est vrai que du croyant. S’il lui arrive quelque chose de réjouissant, il rend grâce ; c’est un bien pour lui. S’il lui arrive une difficulté, il patiente ; c’est aussi un bien pour lui.</w:t>
+              <w:t>Comme la situation du croyant est merveilleuse ! Tout son état est un bien pour lui, et cela n’est vrai que du croyant. S’il lui arrive quelque chose de réjouissant, il rend grâce ; c’est un bien pour lui. S’il lui arrive une difficulté, il fait preuve de patience ; c’est aussi un bien pour lui.</w:t>
             </w:r>
           </w:p>
           <w:p>
@@ -9824,7 +9878,7 @@
           <w:szCs w:val="21"/>
           <w:lang w:val="fr-BE" w:bidi="ar-SA"/>
         </w:rPr>
-        <w:t>Le croyant accompli revêt la patience dans la gêne et la gratitude dans l’aisance ; comme l’oiseau qui vole de ses deux ailes, il ne perd pas son chemin.</w:t>
+        <w:t>Le croyant accompli revêt la patience dans l’adversité et la gratitude dans l’aisance ; comme l’oiseau qui vole de ses deux ailes, il ne perd pas son chemin.</w:t>
       </w:r>
     </w:p>
     <w:p>
@@ -9834,10 +9888,11 @@
         <w:pageBreakBefore/>
         <w:spacing w:before="40" w:after="80" w:line="240" w:lineRule="auto"/>
         <w:pBdr>
-          <w:left w:val="single" w:sz="24" w:space="8" w:color="1B365D"/>
+          <w:left w:val="single" w:sz="24" w:space="11" w:color="1B365D"/>
           <w:bottom w:val="single" w:sz="6" w:space="2" w:color="1B365D"/>
         </w:pBdr>
         <w:shd w:val="clear" w:color="auto" w:fill="F3F6FA"/>
+        <w:ind w:left="60"/>
         <w:outlineLvl w:val="0"/>
       </w:pPr>
       <w:r>
@@ -9850,7 +9905,7 @@
           <w:szCs w:val="25"/>
           <w:lang w:val="fr-BE" w:bidi="ar-SA"/>
         </w:rPr>
-        <w:t xml:space="preserve"> VIII. </w:t>
+        <w:t xml:space="preserve">VIII. </w:t>
       </w:r>
       <w:r>
         <w:rPr>
@@ -10529,7 +10584,7 @@
           <w:szCs w:val="21"/>
           <w:lang w:val="fr-BE" w:bidi="ar-SA"/>
         </w:rPr>
-        <w:t xml:space="preserve">Ici en Europe, la fidélité à l’engagement couvre un domaine très vaste : respecter son contrat de travail et ses horaires, être fidèle à son bail et à ses dettes, se rendre à l’heure à ses rendez-vous, payer honnêtement ses impôts et ses assurances, se conformer à l’ordre légitime du pays où nous vivons. Chaque porte par laquelle nous entrons, avec un permis de séjour, un permis de travail ou la nationalité, est un contrat. </w:t>
+        <w:t xml:space="preserve">Ici en Europe, la fidélité à l’engagement couvre un domaine très vaste : respecter son contrat de travail et ses horaires, honorer son bail et ses dettes, se rendre à l’heure à ses rendez-vous, payer honnêtement ses impôts et ses assurances, se conformer à l’ordre légitime du pays où nous vivons. Chaque porte par laquelle nous entrons, avec un permis de séjour, un permis de travail ou la nationalité, est un contrat. </w:t>
       </w:r>
       <w:r>
         <w:rPr>
@@ -10551,10 +10606,11 @@
         <w:pageBreakBefore/>
         <w:spacing w:before="40" w:after="80" w:line="240" w:lineRule="auto"/>
         <w:pBdr>
-          <w:left w:val="single" w:sz="24" w:space="8" w:color="1B365D"/>
+          <w:left w:val="single" w:sz="24" w:space="11" w:color="1B365D"/>
           <w:bottom w:val="single" w:sz="6" w:space="2" w:color="1B365D"/>
         </w:pBdr>
         <w:shd w:val="clear" w:color="auto" w:fill="F3F6FA"/>
+        <w:ind w:left="60"/>
         <w:outlineLvl w:val="0"/>
       </w:pPr>
       <w:r>
@@ -10567,7 +10623,7 @@
           <w:szCs w:val="25"/>
           <w:lang w:val="fr-BE" w:bidi="ar-SA"/>
         </w:rPr>
-        <w:t xml:space="preserve"> IX. DE LA CHAIRE AU CŒUR : LE MIROIR DU CORAN ET SEPT ENGAGEMENTS</w:t>
+        <w:t>IX. DE LA CHAIRE AU CŒUR : LE MIROIR DU CORAN ET SEPT ENGAGEMENTS</w:t>
       </w:r>
     </w:p>
     <w:p>
@@ -10757,7 +10813,7 @@
                 <w:szCs w:val="18"/>
                 <w:lang w:val="fr-BE" w:bidi="ar-SA"/>
               </w:rPr>
-              <w:t>Ils croient à l’invisible, accomplissent la prière et dépensent pour le bien ce qui leur a été donné.</w:t>
+              <w:t>Ils croient à l’invisible, accomplissent la prière et dépensent pour le bien de ce que Nous leur avons accordé.</w:t>
             </w:r>
           </w:p>
         </w:tc>
@@ -11303,7 +11359,7 @@
                 <w:szCs w:val="18"/>
                 <w:lang w:val="fr-BE" w:bidi="ar-SA"/>
               </w:rPr>
-              <w:t>Ils ne témoignent pas en faveur de ce qui est sans fondement ; quand ils rencontrent des comportements futiles, ils s’éloignent avec dignité.</w:t>
+              <w:t>Ils ne se font pas témoins de ce qui est sans fondement ; quand ils rencontrent des comportements futiles, ils s’éloignent avec dignité.</w:t>
             </w:r>
           </w:p>
         </w:tc>
@@ -12074,7 +12130,7 @@
                 <w:szCs w:val="19"/>
                 <w:lang w:val="fr-BE" w:bidi="ar-SA"/>
               </w:rPr>
-              <w:t xml:space="preserve">Je maîtriserai ma colère, je patienterai et je rendrai grâce. </w:t>
+              <w:t xml:space="preserve">Je maîtriserai ma colère, je ferai preuve de patience et je rendrai grâce. </w:t>
             </w:r>
             <w:r>
               <w:rPr>
@@ -12084,7 +12140,7 @@
                 <w:szCs w:val="19"/>
                 <w:lang w:val="fr-BE" w:bidi="ar-SA"/>
               </w:rPr>
-              <w:t>Je saurai pardonner, je ne resterai pas brouillé plus de trois jours ; je revêtirai la patience dans la gêne et la gratitude dans l’aisance.</w:t>
+              <w:t>Je saurai pardonner, je ne resterai pas brouillé plus de trois jours ; je revêtirai la patience dans l’adversité et la gratitude dans l’aisance.</w:t>
             </w:r>
           </w:p>
         </w:tc>
@@ -12176,7 +12232,7 @@
                 <w:szCs w:val="19"/>
                 <w:lang w:val="fr-BE" w:bidi="ar-SA"/>
               </w:rPr>
-              <w:t>Je serai fidèle au dépôt confié, à la dette, au rendez-vous et au contrat ; je dépenserai de ma subsistance dans la voie d’Allah (</w:t>
+              <w:t>Je respecterai le dépôt confié et j’honorerai mes dettes, mes rendez-vous et mes contrats ; je dépenserai de ma subsistance dans la voie d’Allah (</w:t>
             </w:r>
             <w:r>
               <w:rPr>
@@ -12491,7 +12547,7 @@
           <w:szCs w:val="21"/>
           <w:lang w:val="fr-BE" w:bidi="ar-SA"/>
         </w:rPr>
-        <w:t xml:space="preserve"> En quittant cette prière du vendredi, posons-nous une question : quelle branche de mon arbre attend le plus des fruits ? Est-ce ma prière, ma langue, ma maison, ma parole donnée ? Cette semaine, décidons d’arroser cette branche et tournons-nous vers notre Seigneur.</w:t>
+        <w:t xml:space="preserve"> En quittant cette prière du vendredi, posons-nous une question : quelle branche de mon arbre attend le plus ses fruits ? Est-ce ma prière, ma langue, ma maison, ma parole donnée ? Cette semaine, décidons d’arroser cette branche et tournons-nous vers notre Seigneur.</w:t>
       </w:r>
     </w:p>
     <w:p>
@@ -12501,10 +12557,11 @@
         <w:pageBreakBefore/>
         <w:spacing w:before="40" w:after="80" w:line="240" w:lineRule="auto"/>
         <w:pBdr>
-          <w:left w:val="single" w:sz="24" w:space="8" w:color="1B365D"/>
+          <w:left w:val="single" w:sz="24" w:space="11" w:color="1B365D"/>
           <w:bottom w:val="single" w:sz="6" w:space="2" w:color="1B365D"/>
         </w:pBdr>
         <w:shd w:val="clear" w:color="auto" w:fill="F3F6FA"/>
+        <w:ind w:left="60"/>
         <w:outlineLvl w:val="0"/>
       </w:pPr>
       <w:r>
@@ -12517,7 +12574,7 @@
           <w:szCs w:val="25"/>
           <w:lang w:val="fr-BE" w:bidi="ar-SA"/>
         </w:rPr>
-        <w:t xml:space="preserve"> CONCLUSION ET INVOCATION DE LA COMMUNAUTÉ EN EUROPE</w:t>
+        <w:t>CONCLUSION ET INVOCATION DE LA COMMUNAUTÉ EN EUROPE</w:t>
       </w:r>
     </w:p>
     <w:p>
@@ -12992,7 +13049,7 @@
           <w:szCs w:val="21"/>
           <w:lang w:val="fr-BE" w:bidi="ar-SA"/>
         </w:rPr>
-        <w:t xml:space="preserve">, 49:7) ; fais que la foi que Tu as établie dans notre cœur se reflète dans notre caractère. Accorde-nous la véracité pour notre langue, la sincérité pour notre cœur, la pudeur pour notre regard, le licite pour notre main, la droiture pour notre pas. Facilite-nous de prier avec </w:t>
+        <w:t xml:space="preserve">, 49:7) ; fais que la foi que Tu as établie dans notre cœur se reflète dans notre caractère. Accorde-nous la véracité pour notre langue, la sincérité pour notre cœur, la pudeur pour notre regard, le licite pour notre main, la droiture pour notre pas. Rends-nous aisé de prier avec </w:t>
       </w:r>
       <w:r>
         <w:rPr>
@@ -13049,7 +13106,7 @@
           <w:szCs w:val="21"/>
           <w:lang w:val="fr-BE" w:bidi="ar-SA"/>
         </w:rPr>
-        <w:t>Ô Allah ! Fais de nous de ceux qui patientent dans la gêne, qui sont reconnaissants dans l’aisance, qui maîtrisent leur colère et pardonnent. Accorde-nous de rendre notre dernier souffle dans la foi et de nous présenter devant Toi avec honneur. Fais de nous non pas seulement de ceux qui disent « je suis musulman », mais des croyants accomplis qui vivent l’islam dans leur vie.</w:t>
+        <w:t>Ô Allah ! Fais de nous de ceux qui font preuve de patience dans l’adversité, qui sont reconnaissants dans l’aisance, qui maîtrisent leur colère et pardonnent. Accorde-nous de rendre notre dernier souffle dans la foi et de nous présenter devant Toi avec honneur. Fais de nous non pas seulement de ceux qui disent « je suis musulman », mais des croyants accomplis qui vivent l’islam dans leur vie.</w:t>
       </w:r>
     </w:p>
     <w:p>
@@ -13078,7 +13135,7 @@
           <w:szCs w:val="21"/>
           <w:lang w:val="fr-BE" w:bidi="ar-SA"/>
         </w:rPr>
-        <w:t xml:space="preserve"> : Notre Seigneur ! Accorde-nous le bien ici-bas et le bien dans l’au-delà, et protège-nous du châtiment du feu (</w:t>
+        <w:t xml:space="preserve"> : Notre Seigneur ! Accorde-nous le bien ici-bas et le bien dans l’au-delà, et protège-nous du châtiment de la Géhenne (</w:t>
       </w:r>
       <w:r>
         <w:rPr>
@@ -13094,12 +13151,35 @@
       <w:r>
         <w:rPr>
           <w:rFonts w:ascii="Calibri" w:hAnsi="Calibri" w:cs="Calibri" w:eastAsia="Calibri"/>
+          <w:noProof/>
           <w:color w:val="222222"/>
           <w:sz w:val="21"/>
           <w:szCs w:val="21"/>
           <w:lang w:val="fr-BE" w:bidi="ar-SA"/>
         </w:rPr>
-        <w:t xml:space="preserve">, 2:201). Âmîn. </w:t>
+        <w:t xml:space="preserve">, 2:201). </w:t>
+      </w:r>
+      <w:r>
+        <w:rPr>
+          <w:rFonts w:ascii="Calibri" w:hAnsi="Calibri" w:cs="Calibri" w:eastAsia="Calibri"/>
+          <w:noProof/>
+          <w:color w:val="222222"/>
+          <w:sz w:val="21"/>
+          <w:szCs w:val="21"/>
+          <w:lang w:val="fr-BE" w:bidi="ar-SA"/>
+        </w:rPr>
+        <w:t>Âmîn</w:t>
+      </w:r>
+      <w:r>
+        <w:rPr>
+          <w:rFonts w:ascii="Calibri" w:hAnsi="Calibri" w:cs="Calibri" w:eastAsia="Calibri"/>
+          <w:noProof/>
+          <w:color w:val="222222"/>
+          <w:sz w:val="21"/>
+          <w:szCs w:val="21"/>
+          <w:lang w:val="fr-BE" w:bidi="ar-SA"/>
+        </w:rPr>
+        <w:t xml:space="preserve">. </w:t>
       </w:r>
       <w:r>
         <w:rPr>
